--- a/downloads/documents/04 Units/Unit 03 - Human Development and Relationships - Growing Up, Getting Along/Lesson 03.15 - Roles and Responsibilities at Home.docx
+++ b/downloads/documents/04 Units/Unit 03 - Human Development and Relationships - Growing Up, Getting Along/Lesson 03.15 - Roles and Responsibilities at Home.docx
@@ -329,7 +329,7 @@
         <w:t xml:space="preserve">Vocabulary 03.md</w:t>
       </w:r>
       <w:r>
-        <w:t xml:space="preserve">) for Turkish, Portuguese, and Spanish.</w:t>
+        <w:t xml:space="preserve">) for Spanish.</w:t>
       </w:r>
     </w:p>
     <w:p>
@@ -1248,7 +1248,7 @@
         <w:pStyle w:val="Compact"/>
       </w:pPr>
       <w:r>
-        <w:t xml:space="preserve">ELL: the home jobs list has an icon for every job; the family cards use pictures for ages and a clock for hours; the words fair, equal, chore, tradition, and culture are listed in Turkish, Portuguese, and Spanish on the handout (to be verified by a native speaker); the tradition card may be written in any language; sentence starter for the</w:t>
+        <w:t xml:space="preserve">ELL: the home jobs list has an icon for every job; the family cards use pictures for ages and a clock for hours; the words fair, equal, chore, tradition, and culture are listed in Spanish on the handout (to be verified by a native speaker); the tradition card may be written in any language; sentence starter for the</w:t>
       </w:r>
       <w:r>
         <w:t xml:space="preserve"> </w:t>

--- a/downloads/documents/04 Units/Unit 03 - Human Development and Relationships - Growing Up, Getting Along/Lesson 03.15 - Roles and Responsibilities at Home.docx
+++ b/downloads/documents/04 Units/Unit 03 - Human Development and Relationships - Growing Up, Getting Along/Lesson 03.15 - Roles and Responsibilities at Home.docx
@@ -200,7 +200,7 @@
         <w:pStyle w:val="FirstParagraph"/>
       </w:pPr>
       <w:r>
-        <w:t xml:space="preserve">The task brief suggested CTE FCL 4. b) (Distinguish between needs, wants, values, and goals and tell how each impacts spending and savings decisions) for resource sharing. It does not fit a chores lesson, so CTE CCO 1. c) is cited instead: chores are the home version of work, and the lesson compares them to jobs at school and at work.</w:t>
+        <w:t xml:space="preserve">The unit plan suggested CTE FCL 4. b) (Distinguish between needs, wants, values, and goals and tell how each impacts spending and savings decisions) for resource sharing. It does not fit a chores lesson, so CTE CCO 1. c) is cited instead: chores are the home version of work, and the lesson compares them to jobs at school and at work.</w:t>
       </w:r>
     </w:p>
     <w:p>
